--- a/reports/practice-5/Практическая работа 5.docx
+++ b/reports/practice-5/Практическая работа 5.docx
@@ -1981,7 +1981,7 @@
         <w:rPr>
           <w:sz w:val="22"/>
         </w:rPr>
-        <w:t>Pull Request: https://github.com/Hehekutov/Tools_DevOps/pull/3. Открыт, слияние в main ожидает подтверждения владельца.</w:t>
+        <w:t>Pull Request: https://github.com/Hehekutov/Tools_DevOps/pull/3. Согласовано владельцем репозитория.</w:t>
       </w:r>
     </w:p>
     <w:p>
